--- a/support-materials/EL3/EL3_worked_examples.docx
+++ b/support-materials/EL3/EL3_worked_examples.docx
@@ -2700,6 +2700,1301 @@
           <w:bCs/>
         </w:rPr>
         <w:t xml:space="preserve">.</w:t>
+      </w:r>
+    </w:p>
+    <w:p>
+      <w:pPr>
+        <w:pStyle w:val="Heading2"/>
+        <w:pageBreakBefore/>
+      </w:pPr>
+      <w:r>
+        <w:t xml:space="preserve">Example 11: Slip 1</w:t>
+      </w:r>
+    </w:p>
+    <w:p>
+      <w:pPr>
+        <w:spacing w:after="40" w:before="200"/>
+        <w:jc w:val="center"/>
+      </w:pPr>
+      <w:r>
+        <w:rPr>
+          <w:i/>
+          <w:iCs/>
+          <w:sz w:val="40"/>
+          <w:szCs w:val="40"/>
+        </w:rPr>
+        <w:t xml:space="preserve">2</w:t>
+      </w:r>
+      <w:r>
+        <w:rPr>
+          <w:i/>
+          <w:iCs/>
+          <w:sz w:val="40"/>
+          <w:szCs w:val="40"/>
+          <w:vertAlign w:val="superscript"/>
+        </w:rPr>
+        <w:t xml:space="preserve">5</w:t>
+      </w:r>
+      <w:r>
+        <w:rPr>
+          <w:i/>
+          <w:iCs/>
+          <w:sz w:val="40"/>
+          <w:szCs w:val="40"/>
+        </w:rPr>
+        <w:t xml:space="preserve">=32</w:t>
+      </w:r>
+    </w:p>
+    <w:p>
+      <w:pPr>
+        <w:spacing w:after="200" w:before="40"/>
+        <w:jc w:val="center"/>
+      </w:pPr>
+      <w:r>
+        <w:rPr>
+          <w:sz w:val="40"/>
+          <w:szCs w:val="40"/>
+        </w:rPr>
+        <w:t xml:space="preserve">log</w:t>
+      </w:r>
+      <w:r>
+        <w:rPr>
+          <w:i/>
+          <w:iCs/>
+          <w:sz w:val="40"/>
+          <w:szCs w:val="40"/>
+          <w:vertAlign w:val="subscript"/>
+        </w:rPr>
+        <w:t xml:space="preserve">5</w:t>
+      </w:r>
+      <w:r>
+        <w:rPr>
+          <w:i/>
+          <w:iCs/>
+          <w:sz w:val="40"/>
+          <w:szCs w:val="40"/>
+        </w:rPr>
+        <w:t xml:space="preserve"> 32=2</w:t>
+      </w:r>
+    </w:p>
+    <w:p>
+      <w:pPr>
+        <w:pStyle w:val="Heading3"/>
+        <w:keepNext/>
+      </w:pPr>
+      <w:r>
+        <w:t xml:space="preserve">Question</w:t>
+      </w:r>
+    </w:p>
+    <w:p>
+      <w:pPr>
+        <w:spacing w:after="120" w:before="80" w:line="300"/>
+      </w:pPr>
+      <w:r>
+        <w:t xml:space="preserve">A student converted this equation to logarithmic form. What is the mistake, if any?</w:t>
+      </w:r>
+    </w:p>
+    <w:p>
+      <w:pPr>
+        <w:spacing w:after="40" w:before="20"/>
+        <w:ind w:left="360"/>
+      </w:pPr>
+      <w:r>
+        <w:rPr>
+          <w:b/>
+          <w:bCs/>
+        </w:rPr>
+        <w:t xml:space="preserve">A.  </w:t>
+      </w:r>
+      <w:r>
+        <w:t xml:space="preserve">There is no mistake.</w:t>
+      </w:r>
+    </w:p>
+    <w:p>
+      <w:pPr>
+        <w:spacing w:after="40" w:before="20"/>
+        <w:ind w:left="360"/>
+      </w:pPr>
+      <w:r>
+        <w:rPr>
+          <w:b/>
+          <w:bCs/>
+        </w:rPr>
+        <w:t xml:space="preserve">B.  </w:t>
+      </w:r>
+      <w:r>
+        <w:t xml:space="preserve">The 32 belongs outside the log: </w:t>
+      </w:r>
+      <w:r>
+        <w:t xml:space="preserve">log</w:t>
+      </w:r>
+      <w:r>
+        <w:rPr>
+          <w:i/>
+          <w:iCs/>
+          <w:vertAlign w:val="subscript"/>
+        </w:rPr>
+        <w:t xml:space="preserve">5</w:t>
+      </w:r>
+      <w:r>
+        <w:rPr>
+          <w:i/>
+          <w:iCs/>
+        </w:rPr>
+        <w:t xml:space="preserve"> 2=32</w:t>
+      </w:r>
+      <w:r>
+        <w:t xml:space="preserve">.</w:t>
+      </w:r>
+    </w:p>
+    <w:p>
+      <w:pPr>
+        <w:spacing w:after="40" w:before="20"/>
+        <w:ind w:left="360"/>
+      </w:pPr>
+      <w:r>
+        <w:rPr>
+          <w:b/>
+          <w:bCs/>
+        </w:rPr>
+        <w:t xml:space="preserve">C.  </w:t>
+      </w:r>
+      <w:r>
+        <w:t xml:space="preserve">Logarithms only use base 10, so it is </w:t>
+      </w:r>
+      <w:r>
+        <w:t xml:space="preserve">log</w:t>
+      </w:r>
+      <w:r>
+        <w:rPr>
+          <w:i/>
+          <w:iCs/>
+        </w:rPr>
+        <w:t xml:space="preserve"> 32=5</w:t>
+      </w:r>
+      <w:r>
+        <w:t xml:space="preserve">.</w:t>
+      </w:r>
+    </w:p>
+    <w:p>
+      <w:pPr>
+        <w:spacing w:after="40" w:before="20"/>
+        <w:ind w:left="360"/>
+      </w:pPr>
+      <w:r>
+        <w:rPr>
+          <w:b/>
+          <w:bCs/>
+        </w:rPr>
+        <w:t xml:space="preserve">D.  </w:t>
+      </w:r>
+      <w:r>
+        <w:t xml:space="preserve">The base stays the base: </w:t>
+      </w:r>
+      <w:r>
+        <w:t xml:space="preserve">log</w:t>
+      </w:r>
+      <w:r>
+        <w:rPr>
+          <w:i/>
+          <w:iCs/>
+          <w:vertAlign w:val="subscript"/>
+        </w:rPr>
+        <w:t xml:space="preserve">2</w:t>
+      </w:r>
+      <w:r>
+        <w:rPr>
+          <w:i/>
+          <w:iCs/>
+        </w:rPr>
+        <w:t xml:space="preserve"> 32=5</w:t>
+      </w:r>
+      <w:r>
+        <w:t xml:space="preserve">.</w:t>
+      </w:r>
+    </w:p>
+    <w:p>
+      <w:pPr>
+        <w:pStyle w:val="Heading3"/>
+        <w:keepNext/>
+      </w:pPr>
+      <w:r>
+        <w:t xml:space="preserve">Answer and reasoning</w:t>
+      </w:r>
+    </w:p>
+    <w:p>
+      <w:pPr>
+        <w:spacing w:after="120" w:before="80" w:line="300"/>
+      </w:pPr>
+      <w:r>
+        <w:t xml:space="preserve">In </w:t>
+      </w:r>
+      <w:r>
+        <w:rPr>
+          <w:i/>
+          <w:iCs/>
+        </w:rPr>
+        <w:t xml:space="preserve">2</w:t>
+      </w:r>
+      <w:r>
+        <w:rPr>
+          <w:i/>
+          <w:iCs/>
+          <w:vertAlign w:val="superscript"/>
+        </w:rPr>
+        <w:t xml:space="preserve">5</w:t>
+      </w:r>
+      <w:r>
+        <w:rPr>
+          <w:i/>
+          <w:iCs/>
+        </w:rPr>
+        <w:t xml:space="preserve">=32</w:t>
+      </w:r>
+      <w:r>
+        <w:t xml:space="preserve"> the base is 2 and the exponent is 5. A logarithm keeps the base and gives back the exponent: </w:t>
+      </w:r>
+      <w:r>
+        <w:t xml:space="preserve">log</w:t>
+      </w:r>
+      <w:r>
+        <w:rPr>
+          <w:i/>
+          <w:iCs/>
+          <w:vertAlign w:val="subscript"/>
+        </w:rPr>
+        <w:t xml:space="preserve">2</w:t>
+      </w:r>
+      <w:r>
+        <w:rPr>
+          <w:i/>
+          <w:iCs/>
+        </w:rPr>
+        <w:t xml:space="preserve"> 32=5</w:t>
+      </w:r>
+      <w:r>
+        <w:t xml:space="preserve">. The student swapped the base and the exponent. </w:t>
+      </w:r>
+      <w:r>
+        <w:rPr>
+          <w:b/>
+          <w:bCs/>
+        </w:rPr>
+        <w:t xml:space="preserve">The logarithmic form is </w:t>
+      </w:r>
+      <w:r>
+        <w:rPr>
+          <w:b/>
+          <w:bCs/>
+        </w:rPr>
+        <w:t xml:space="preserve">log</w:t>
+      </w:r>
+      <w:r>
+        <w:rPr>
+          <w:b/>
+          <w:bCs/>
+          <w:i/>
+          <w:iCs/>
+          <w:vertAlign w:val="subscript"/>
+        </w:rPr>
+        <w:t xml:space="preserve">2</w:t>
+      </w:r>
+      <w:r>
+        <w:rPr>
+          <w:b/>
+          <w:bCs/>
+          <w:i/>
+          <w:iCs/>
+        </w:rPr>
+        <w:t xml:space="preserve"> 32=5</w:t>
+      </w:r>
+      <w:r>
+        <w:rPr>
+          <w:b/>
+          <w:bCs/>
+        </w:rPr>
+        <w:t xml:space="preserve">.</w:t>
+      </w:r>
+    </w:p>
+    <w:p>
+      <w:pPr>
+        <w:pStyle w:val="Heading2"/>
+        <w:pageBreakBefore/>
+      </w:pPr>
+      <w:r>
+        <w:t xml:space="preserve">Example 12: Slip 2</w:t>
+      </w:r>
+    </w:p>
+    <w:p>
+      <w:pPr>
+        <w:spacing w:after="40" w:before="200"/>
+        <w:jc w:val="center"/>
+      </w:pPr>
+      <w:r>
+        <w:rPr>
+          <w:sz w:val="40"/>
+          <w:szCs w:val="40"/>
+        </w:rPr>
+        <w:t xml:space="preserve">log</w:t>
+      </w:r>
+      <w:r>
+        <w:rPr>
+          <w:i/>
+          <w:iCs/>
+          <w:sz w:val="40"/>
+          <w:szCs w:val="40"/>
+          <w:vertAlign w:val="subscript"/>
+        </w:rPr>
+        <w:t xml:space="preserve">4</w:t>
+      </w:r>
+      <w:r>
+        <w:rPr>
+          <w:i/>
+          <w:iCs/>
+          <w:sz w:val="40"/>
+          <w:szCs w:val="40"/>
+        </w:rPr>
+        <w:t xml:space="preserve"> 64=3</w:t>
+      </w:r>
+    </w:p>
+    <w:p>
+      <w:pPr>
+        <w:spacing w:after="200" w:before="40"/>
+        <w:jc w:val="center"/>
+      </w:pPr>
+      <w:r>
+        <w:rPr>
+          <w:i/>
+          <w:iCs/>
+          <w:sz w:val="40"/>
+          <w:szCs w:val="40"/>
+        </w:rPr>
+        <w:t xml:space="preserve">3</w:t>
+      </w:r>
+      <w:r>
+        <w:rPr>
+          <w:i/>
+          <w:iCs/>
+          <w:sz w:val="40"/>
+          <w:szCs w:val="40"/>
+          <w:vertAlign w:val="superscript"/>
+        </w:rPr>
+        <w:t xml:space="preserve">4</w:t>
+      </w:r>
+      <w:r>
+        <w:rPr>
+          <w:i/>
+          <w:iCs/>
+          <w:sz w:val="40"/>
+          <w:szCs w:val="40"/>
+        </w:rPr>
+        <w:t xml:space="preserve">=64</w:t>
+      </w:r>
+    </w:p>
+    <w:p>
+      <w:pPr>
+        <w:pStyle w:val="Heading3"/>
+        <w:keepNext/>
+      </w:pPr>
+      <w:r>
+        <w:t xml:space="preserve">Question</w:t>
+      </w:r>
+    </w:p>
+    <w:p>
+      <w:pPr>
+        <w:spacing w:after="120" w:before="80" w:line="300"/>
+      </w:pPr>
+      <w:r>
+        <w:t xml:space="preserve">A student converted this equation to exponential form. What is the mistake, if any?</w:t>
+      </w:r>
+    </w:p>
+    <w:p>
+      <w:pPr>
+        <w:spacing w:after="40" w:before="20"/>
+        <w:ind w:left="360"/>
+      </w:pPr>
+      <w:r>
+        <w:rPr>
+          <w:b/>
+          <w:bCs/>
+        </w:rPr>
+        <w:t xml:space="preserve">A.  </w:t>
+      </w:r>
+      <w:r>
+        <w:t xml:space="preserve">Raise the base to the value: </w:t>
+      </w:r>
+      <w:r>
+        <w:rPr>
+          <w:i/>
+          <w:iCs/>
+        </w:rPr>
+        <w:t xml:space="preserve">4</w:t>
+      </w:r>
+      <w:r>
+        <w:rPr>
+          <w:i/>
+          <w:iCs/>
+          <w:vertAlign w:val="superscript"/>
+        </w:rPr>
+        <w:t xml:space="preserve">3</w:t>
+      </w:r>
+      <w:r>
+        <w:rPr>
+          <w:i/>
+          <w:iCs/>
+        </w:rPr>
+        <w:t xml:space="preserve">=64</w:t>
+      </w:r>
+      <w:r>
+        <w:t xml:space="preserve">.</w:t>
+      </w:r>
+    </w:p>
+    <w:p>
+      <w:pPr>
+        <w:spacing w:after="40" w:before="20"/>
+        <w:ind w:left="360"/>
+      </w:pPr>
+      <w:r>
+        <w:rPr>
+          <w:b/>
+          <w:bCs/>
+        </w:rPr>
+        <w:t xml:space="preserve">B.  </w:t>
+      </w:r>
+      <w:r>
+        <w:t xml:space="preserve">There is no mistake.</w:t>
+      </w:r>
+    </w:p>
+    <w:p>
+      <w:pPr>
+        <w:spacing w:after="40" w:before="20"/>
+        <w:ind w:left="360"/>
+      </w:pPr>
+      <w:r>
+        <w:rPr>
+          <w:b/>
+          <w:bCs/>
+        </w:rPr>
+        <w:t xml:space="preserve">C.  </w:t>
+      </w:r>
+      <w:r>
+        <w:t xml:space="preserve">The 64 belongs in the exponent instead: </w:t>
+      </w:r>
+      <w:r>
+        <w:rPr>
+          <w:i/>
+          <w:iCs/>
+        </w:rPr>
+        <w:t xml:space="preserve">4</w:t>
+      </w:r>
+      <w:r>
+        <w:rPr>
+          <w:i/>
+          <w:iCs/>
+          <w:vertAlign w:val="superscript"/>
+        </w:rPr>
+        <w:t xml:space="preserve">64</w:t>
+      </w:r>
+      <w:r>
+        <w:rPr>
+          <w:i/>
+          <w:iCs/>
+        </w:rPr>
+        <w:t xml:space="preserve">=3</w:t>
+      </w:r>
+      <w:r>
+        <w:t xml:space="preserve">.</w:t>
+      </w:r>
+    </w:p>
+    <w:p>
+      <w:pPr>
+        <w:spacing w:after="40" w:before="20"/>
+        <w:ind w:left="360"/>
+      </w:pPr>
+      <w:r>
+        <w:rPr>
+          <w:b/>
+          <w:bCs/>
+        </w:rPr>
+        <w:t xml:space="preserve">D.  </w:t>
+      </w:r>
+      <w:r>
+        <w:t xml:space="preserve">Put the 64 in the base instead: </w:t>
+      </w:r>
+      <w:r>
+        <w:rPr>
+          <w:i/>
+          <w:iCs/>
+        </w:rPr>
+        <w:t xml:space="preserve">64</w:t>
+      </w:r>
+      <w:r>
+        <w:rPr>
+          <w:i/>
+          <w:iCs/>
+          <w:vertAlign w:val="superscript"/>
+        </w:rPr>
+        <w:t xml:space="preserve">3</w:t>
+      </w:r>
+      <w:r>
+        <w:rPr>
+          <w:i/>
+          <w:iCs/>
+        </w:rPr>
+        <w:t xml:space="preserve">=4</w:t>
+      </w:r>
+      <w:r>
+        <w:t xml:space="preserve">.</w:t>
+      </w:r>
+    </w:p>
+    <w:p>
+      <w:pPr>
+        <w:pStyle w:val="Heading3"/>
+        <w:keepNext/>
+      </w:pPr>
+      <w:r>
+        <w:t xml:space="preserve">Answer and reasoning</w:t>
+      </w:r>
+    </w:p>
+    <w:p>
+      <w:pPr>
+        <w:spacing w:after="120" w:before="80" w:line="300"/>
+      </w:pPr>
+      <w:r>
+        <w:t xml:space="preserve">The base of the log becomes the base of the power, and the value of the log becomes the exponent: </w:t>
+      </w:r>
+      <w:r>
+        <w:rPr>
+          <w:i/>
+          <w:iCs/>
+        </w:rPr>
+        <w:t xml:space="preserve">4</w:t>
+      </w:r>
+      <w:r>
+        <w:rPr>
+          <w:i/>
+          <w:iCs/>
+          <w:vertAlign w:val="superscript"/>
+        </w:rPr>
+        <w:t xml:space="preserve">3</w:t>
+      </w:r>
+      <w:r>
+        <w:rPr>
+          <w:i/>
+          <w:iCs/>
+        </w:rPr>
+        <w:t xml:space="preserve">=64</w:t>
+      </w:r>
+      <w:r>
+        <w:t xml:space="preserve">. Check: </w:t>
+      </w:r>
+      <w:r>
+        <w:rPr>
+          <w:i/>
+          <w:iCs/>
+        </w:rPr>
+        <w:t xml:space="preserve">4· 4· 4=64</w:t>
+      </w:r>
+      <w:r>
+        <w:t xml:space="preserve">, but </w:t>
+      </w:r>
+      <w:r>
+        <w:rPr>
+          <w:i/>
+          <w:iCs/>
+        </w:rPr>
+        <w:t xml:space="preserve">3</w:t>
+      </w:r>
+      <w:r>
+        <w:rPr>
+          <w:i/>
+          <w:iCs/>
+          <w:vertAlign w:val="superscript"/>
+        </w:rPr>
+        <w:t xml:space="preserve">4</w:t>
+      </w:r>
+      <w:r>
+        <w:rPr>
+          <w:i/>
+          <w:iCs/>
+        </w:rPr>
+        <w:t xml:space="preserve">=81</w:t>
+      </w:r>
+      <w:r>
+        <w:t xml:space="preserve">. </w:t>
+      </w:r>
+      <w:r>
+        <w:rPr>
+          <w:b/>
+          <w:bCs/>
+        </w:rPr>
+        <w:t xml:space="preserve">The exponential form is </w:t>
+      </w:r>
+      <w:r>
+        <w:rPr>
+          <w:b/>
+          <w:bCs/>
+          <w:i/>
+          <w:iCs/>
+        </w:rPr>
+        <w:t xml:space="preserve">4</w:t>
+      </w:r>
+      <w:r>
+        <w:rPr>
+          <w:b/>
+          <w:bCs/>
+          <w:i/>
+          <w:iCs/>
+          <w:vertAlign w:val="superscript"/>
+        </w:rPr>
+        <w:t xml:space="preserve">3</w:t>
+      </w:r>
+      <w:r>
+        <w:rPr>
+          <w:b/>
+          <w:bCs/>
+          <w:i/>
+          <w:iCs/>
+        </w:rPr>
+        <w:t xml:space="preserve">=64</w:t>
+      </w:r>
+      <w:r>
+        <w:rPr>
+          <w:b/>
+          <w:bCs/>
+        </w:rPr>
+        <w:t xml:space="preserve">.</w:t>
+      </w:r>
+    </w:p>
+    <w:p>
+      <w:pPr>
+        <w:pStyle w:val="Heading2"/>
+        <w:pageBreakBefore/>
+      </w:pPr>
+      <w:r>
+        <w:t xml:space="preserve">Example 13: Slip 3</w:t>
+      </w:r>
+    </w:p>
+    <w:p>
+      <w:pPr>
+        <w:spacing w:after="200" w:before="200"/>
+        <w:jc w:val="center"/>
+      </w:pPr>
+      <w:r>
+        <w:rPr>
+          <w:sz w:val="40"/>
+          <w:szCs w:val="40"/>
+        </w:rPr>
+        <w:t xml:space="preserve">log</w:t>
+      </w:r>
+      <w:r>
+        <w:rPr>
+          <w:i/>
+          <w:iCs/>
+          <w:sz w:val="40"/>
+          <w:szCs w:val="40"/>
+          <w:vertAlign w:val="subscript"/>
+        </w:rPr>
+        <w:t xml:space="preserve">3</w:t>
+      </w:r>
+      <w:r>
+        <w:rPr>
+          <w:i/>
+          <w:iCs/>
+          <w:sz w:val="40"/>
+          <w:szCs w:val="40"/>
+        </w:rPr>
+        <w:t xml:space="preserve"> 81=27</w:t>
+      </w:r>
+    </w:p>
+    <w:p>
+      <w:pPr>
+        <w:pStyle w:val="Heading3"/>
+        <w:keepNext/>
+      </w:pPr>
+      <w:r>
+        <w:t xml:space="preserve">Question</w:t>
+      </w:r>
+    </w:p>
+    <w:p>
+      <w:pPr>
+        <w:spacing w:after="120" w:before="80" w:line="300"/>
+      </w:pPr>
+      <w:r>
+        <w:t xml:space="preserve">A student divided 81 by 3 and wrote this. What is the mistake, if any?</w:t>
+      </w:r>
+    </w:p>
+    <w:p>
+      <w:pPr>
+        <w:spacing w:after="40" w:before="20"/>
+        <w:ind w:left="360"/>
+      </w:pPr>
+      <w:r>
+        <w:rPr>
+          <w:b/>
+          <w:bCs/>
+        </w:rPr>
+        <w:t xml:space="preserve">A.  </w:t>
+      </w:r>
+      <w:r>
+        <w:t xml:space="preserve">There is no mistake.</w:t>
+      </w:r>
+    </w:p>
+    <w:p>
+      <w:pPr>
+        <w:spacing w:after="40" w:before="20"/>
+        <w:ind w:left="360"/>
+      </w:pPr>
+      <w:r>
+        <w:rPr>
+          <w:b/>
+          <w:bCs/>
+        </w:rPr>
+        <w:t xml:space="preserve">B.  </w:t>
+      </w:r>
+      <w:r>
+        <w:t xml:space="preserve">The answer should be 81 times 3, which is 243.</w:t>
+      </w:r>
+    </w:p>
+    <w:p>
+      <w:pPr>
+        <w:spacing w:after="40" w:before="20"/>
+        <w:ind w:left="360"/>
+      </w:pPr>
+      <w:r>
+        <w:rPr>
+          <w:b/>
+          <w:bCs/>
+        </w:rPr>
+        <w:t xml:space="preserve">C.  </w:t>
+      </w:r>
+      <w:r>
+        <w:t xml:space="preserve">3 to the 4th is 81, so the log is 4.</w:t>
+      </w:r>
+    </w:p>
+    <w:p>
+      <w:pPr>
+        <w:spacing w:after="40" w:before="20"/>
+        <w:ind w:left="360"/>
+      </w:pPr>
+      <w:r>
+        <w:rPr>
+          <w:b/>
+          <w:bCs/>
+        </w:rPr>
+        <w:t xml:space="preserve">D.  </w:t>
+      </w:r>
+      <w:r>
+        <w:t xml:space="preserve">The answer should be 3, the base.</w:t>
+      </w:r>
+    </w:p>
+    <w:p>
+      <w:pPr>
+        <w:pStyle w:val="Heading3"/>
+        <w:keepNext/>
+      </w:pPr>
+      <w:r>
+        <w:t xml:space="preserve">Answer and reasoning</w:t>
+      </w:r>
+    </w:p>
+    <w:p>
+      <w:pPr>
+        <w:spacing w:after="120" w:before="80" w:line="300"/>
+      </w:pPr>
+      <w:r>
+        <w:t xml:space="preserve">A logarithm is an exponent. Ask: 3 to what power gives 81? </w:t>
+      </w:r>
+      <w:r>
+        <w:rPr>
+          <w:i/>
+          <w:iCs/>
+        </w:rPr>
+        <w:t xml:space="preserve">3</w:t>
+      </w:r>
+      <w:r>
+        <w:rPr>
+          <w:i/>
+          <w:iCs/>
+          <w:vertAlign w:val="superscript"/>
+        </w:rPr>
+        <w:t xml:space="preserve">4</w:t>
+      </w:r>
+      <w:r>
+        <w:rPr>
+          <w:i/>
+          <w:iCs/>
+        </w:rPr>
+        <w:t xml:space="preserve">=81</w:t>
+      </w:r>
+      <w:r>
+        <w:t xml:space="preserve">, so the answer is 4. Dividing has nothing to do with it. </w:t>
+      </w:r>
+      <w:r>
+        <w:rPr>
+          <w:b/>
+          <w:bCs/>
+        </w:rPr>
+        <w:t xml:space="preserve">The correct value is </w:t>
+      </w:r>
+      <w:r>
+        <w:rPr>
+          <w:b/>
+          <w:bCs/>
+        </w:rPr>
+        <w:t xml:space="preserve">log</w:t>
+      </w:r>
+      <w:r>
+        <w:rPr>
+          <w:b/>
+          <w:bCs/>
+          <w:i/>
+          <w:iCs/>
+          <w:vertAlign w:val="subscript"/>
+        </w:rPr>
+        <w:t xml:space="preserve">3</w:t>
+      </w:r>
+      <w:r>
+        <w:rPr>
+          <w:b/>
+          <w:bCs/>
+          <w:i/>
+          <w:iCs/>
+        </w:rPr>
+        <w:t xml:space="preserve"> 81=4</w:t>
+      </w:r>
+      <w:r>
+        <w:rPr>
+          <w:b/>
+          <w:bCs/>
+        </w:rPr>
+        <w:t xml:space="preserve">.</w:t>
+      </w:r>
+    </w:p>
+    <w:p>
+      <w:pPr>
+        <w:pStyle w:val="Heading2"/>
+        <w:pageBreakBefore/>
+      </w:pPr>
+      <w:r>
+        <w:t xml:space="preserve">Example 14: Slip 4</w:t>
+      </w:r>
+    </w:p>
+    <w:p>
+      <w:pPr>
+        <w:spacing w:after="200" w:before="200"/>
+        <w:jc w:val="center"/>
+      </w:pPr>
+      <w:r>
+        <w:rPr>
+          <w:sz w:val="40"/>
+          <w:szCs w:val="40"/>
+        </w:rPr>
+        <w:t xml:space="preserve">log</w:t>
+      </w:r>
+      <w:r>
+        <w:rPr>
+          <w:i/>
+          <w:iCs/>
+          <w:sz w:val="40"/>
+          <w:szCs w:val="40"/>
+          <w:vertAlign w:val="subscript"/>
+        </w:rPr>
+        <w:t xml:space="preserve">2</w:t>
+      </w:r>
+      <w:r>
+        <w:rPr>
+          <w:i/>
+          <w:iCs/>
+          <w:sz w:val="40"/>
+          <w:szCs w:val="40"/>
+        </w:rPr>
+        <w:t xml:space="preserve">(1/8)=3</w:t>
+      </w:r>
+    </w:p>
+    <w:p>
+      <w:pPr>
+        <w:pStyle w:val="Heading3"/>
+        <w:keepNext/>
+      </w:pPr>
+      <w:r>
+        <w:t xml:space="preserve">Question</w:t>
+      </w:r>
+    </w:p>
+    <w:p>
+      <w:pPr>
+        <w:spacing w:after="120" w:before="80" w:line="300"/>
+      </w:pPr>
+      <w:r>
+        <w:t xml:space="preserve">A student wrote this. What is the mistake, if any?</w:t>
+      </w:r>
+    </w:p>
+    <w:p>
+      <w:pPr>
+        <w:spacing w:after="40" w:before="20"/>
+        <w:ind w:left="360"/>
+      </w:pPr>
+      <w:r>
+        <w:rPr>
+          <w:b/>
+          <w:bCs/>
+        </w:rPr>
+        <w:t xml:space="preserve">A.  </w:t>
+      </w:r>
+      <w:r>
+        <w:t xml:space="preserve">The answer should be one third, the flip of 3.</w:t>
+      </w:r>
+    </w:p>
+    <w:p>
+      <w:pPr>
+        <w:spacing w:after="40" w:before="20"/>
+        <w:ind w:left="360"/>
+      </w:pPr>
+      <w:r>
+        <w:rPr>
+          <w:b/>
+          <w:bCs/>
+        </w:rPr>
+        <w:t xml:space="preserve">B.  </w:t>
+      </w:r>
+      <w:r>
+        <w:t xml:space="preserve">There is no mistake.</w:t>
+      </w:r>
+    </w:p>
+    <w:p>
+      <w:pPr>
+        <w:spacing w:after="40" w:before="20"/>
+        <w:ind w:left="360"/>
+      </w:pPr>
+      <w:r>
+        <w:rPr>
+          <w:b/>
+          <w:bCs/>
+        </w:rPr>
+        <w:t xml:space="preserve">C.  </w:t>
+      </w:r>
+      <w:r>
+        <w:t xml:space="preserve">The log of a fraction is undefined, so there is no answer.</w:t>
+      </w:r>
+    </w:p>
+    <w:p>
+      <w:pPr>
+        <w:spacing w:after="40" w:before="20"/>
+        <w:ind w:left="360"/>
+      </w:pPr>
+      <w:r>
+        <w:rPr>
+          <w:b/>
+          <w:bCs/>
+        </w:rPr>
+        <w:t xml:space="preserve">D.  </w:t>
+      </w:r>
+      <w:r>
+        <w:t xml:space="preserve">One eighth is 2 to the negative 3, so it is negative 3.</w:t>
+      </w:r>
+    </w:p>
+    <w:p>
+      <w:pPr>
+        <w:pStyle w:val="Heading3"/>
+        <w:keepNext/>
+      </w:pPr>
+      <w:r>
+        <w:t xml:space="preserve">Answer and reasoning</w:t>
+      </w:r>
+    </w:p>
+    <w:p>
+      <w:pPr>
+        <w:spacing w:after="120" w:before="80" w:line="300"/>
+      </w:pPr>
+      <w:r>
+        <w:t xml:space="preserve">Write the number inside as a power of 2: </w:t>
+      </w:r>
+      <w:r>
+        <w:rPr>
+          <w:i/>
+          <w:iCs/>
+        </w:rPr>
+        <w:t xml:space="preserve">1/8=1/(2</w:t>
+      </w:r>
+      <w:r>
+        <w:rPr>
+          <w:i/>
+          <w:iCs/>
+          <w:vertAlign w:val="superscript"/>
+        </w:rPr>
+        <w:t xml:space="preserve">3</w:t>
+      </w:r>
+      <w:r>
+        <w:rPr>
+          <w:i/>
+          <w:iCs/>
+        </w:rPr>
+        <w:t xml:space="preserve">)=2</w:t>
+      </w:r>
+      <w:r>
+        <w:rPr>
+          <w:i/>
+          <w:iCs/>
+          <w:vertAlign w:val="superscript"/>
+        </w:rPr>
+        <w:t xml:space="preserve">−3</w:t>
+      </w:r>
+      <w:r>
+        <w:t xml:space="preserve">. So the exponent is </w:t>
+      </w:r>
+      <w:r>
+        <w:rPr>
+          <w:i/>
+          <w:iCs/>
+        </w:rPr>
+        <w:t xml:space="preserve">−3</w:t>
+      </w:r>
+      <w:r>
+        <w:t xml:space="preserve">. Since </w:t>
+      </w:r>
+      <w:r>
+        <w:rPr>
+          <w:i/>
+          <w:iCs/>
+        </w:rPr>
+        <w:t xml:space="preserve">2</w:t>
+      </w:r>
+      <w:r>
+        <w:rPr>
+          <w:i/>
+          <w:iCs/>
+          <w:vertAlign w:val="superscript"/>
+        </w:rPr>
+        <w:t xml:space="preserve">3</w:t>
+      </w:r>
+      <w:r>
+        <w:rPr>
+          <w:i/>
+          <w:iCs/>
+        </w:rPr>
+        <w:t xml:space="preserve">=8</w:t>
+      </w:r>
+      <w:r>
+        <w:t xml:space="preserve">, not </w:t>
+      </w:r>
+      <w:r>
+        <w:rPr>
+          <w:i/>
+          <w:iCs/>
+        </w:rPr>
+        <w:t xml:space="preserve">1/8</w:t>
+      </w:r>
+      <w:r>
+        <w:t xml:space="preserve">, the student's answer is the log of 8. </w:t>
+      </w:r>
+      <w:r>
+        <w:rPr>
+          <w:b/>
+          <w:bCs/>
+        </w:rPr>
+        <w:t xml:space="preserve">The correct value is </w:t>
+      </w:r>
+      <w:r>
+        <w:rPr>
+          <w:b/>
+          <w:bCs/>
+          <w:i/>
+          <w:iCs/>
+        </w:rPr>
+        <w:t xml:space="preserve">−3</w:t>
+      </w:r>
+      <w:r>
+        <w:rPr>
+          <w:b/>
+          <w:bCs/>
+        </w:rPr>
+        <w:t xml:space="preserve">.</w:t>
+      </w:r>
+    </w:p>
+    <w:p>
+      <w:pPr>
+        <w:pStyle w:val="Heading2"/>
+        <w:pageBreakBefore/>
+      </w:pPr>
+      <w:r>
+        <w:t xml:space="preserve">Example 15: Slip 5</w:t>
+      </w:r>
+    </w:p>
+    <w:p>
+      <w:pPr>
+        <w:spacing w:after="200" w:before="200"/>
+        <w:jc w:val="center"/>
+      </w:pPr>
+      <w:r>
+        <w:rPr>
+          <w:sz w:val="40"/>
+          <w:szCs w:val="40"/>
+        </w:rPr>
+        <w:t xml:space="preserve">log</w:t>
+      </w:r>
+      <w:r>
+        <w:rPr>
+          <w:i/>
+          <w:iCs/>
+          <w:sz w:val="40"/>
+          <w:szCs w:val="40"/>
+        </w:rPr>
+        <w:t xml:space="preserve"> 1000=3</w:t>
+      </w:r>
+    </w:p>
+    <w:p>
+      <w:pPr>
+        <w:pStyle w:val="Heading3"/>
+        <w:keepNext/>
+      </w:pPr>
+      <w:r>
+        <w:t xml:space="preserve">Question</w:t>
+      </w:r>
+    </w:p>
+    <w:p>
+      <w:pPr>
+        <w:spacing w:after="120" w:before="80" w:line="300"/>
+      </w:pPr>
+      <w:r>
+        <w:t xml:space="preserve">A student says this is true, because no base written means base 10, and 10 cubed is 1000. What is the mistake, if any?</w:t>
+      </w:r>
+    </w:p>
+    <w:p>
+      <w:pPr>
+        <w:spacing w:after="40" w:before="20"/>
+        <w:ind w:left="360"/>
+      </w:pPr>
+      <w:r>
+        <w:rPr>
+          <w:b/>
+          <w:bCs/>
+        </w:rPr>
+        <w:t xml:space="preserve">A.  </w:t>
+      </w:r>
+      <w:r>
+        <w:t xml:space="preserve">With no base written, the base is e, not 10.</w:t>
+      </w:r>
+    </w:p>
+    <w:p>
+      <w:pPr>
+        <w:spacing w:after="40" w:before="20"/>
+        <w:ind w:left="360"/>
+      </w:pPr>
+      <w:r>
+        <w:rPr>
+          <w:b/>
+          <w:bCs/>
+        </w:rPr>
+        <w:t xml:space="preserve">B.  </w:t>
+      </w:r>
+      <w:r>
+        <w:t xml:space="preserve">The answer should be 1000 divided by 10, which is 100.</w:t>
+      </w:r>
+    </w:p>
+    <w:p>
+      <w:pPr>
+        <w:spacing w:after="40" w:before="20"/>
+        <w:ind w:left="360"/>
+      </w:pPr>
+      <w:r>
+        <w:rPr>
+          <w:b/>
+          <w:bCs/>
+        </w:rPr>
+        <w:t xml:space="preserve">C.  </w:t>
+      </w:r>
+      <w:r>
+        <w:t xml:space="preserve">There is no mistake.</w:t>
+      </w:r>
+    </w:p>
+    <w:p>
+      <w:pPr>
+        <w:spacing w:after="40" w:before="20"/>
+        <w:ind w:left="360"/>
+      </w:pPr>
+      <w:r>
+        <w:rPr>
+          <w:b/>
+          <w:bCs/>
+        </w:rPr>
+        <w:t xml:space="preserve">D.  </w:t>
+      </w:r>
+      <w:r>
+        <w:t xml:space="preserve">A log with no base cannot be evaluated at all.</w:t>
+      </w:r>
+    </w:p>
+    <w:p>
+      <w:pPr>
+        <w:pStyle w:val="Heading3"/>
+        <w:keepNext/>
+      </w:pPr>
+      <w:r>
+        <w:t xml:space="preserve">Answer and reasoning</w:t>
+      </w:r>
+    </w:p>
+    <w:p>
+      <w:pPr>
+        <w:spacing w:after="120" w:before="80" w:line="300"/>
+      </w:pPr>
+      <w:r>
+        <w:t xml:space="preserve">log</w:t>
+      </w:r>
+      <w:r>
+        <w:rPr>
+          <w:i/>
+          <w:iCs/>
+        </w:rPr>
+        <w:t xml:space="preserve"> x</w:t>
+      </w:r>
+      <w:r>
+        <w:t xml:space="preserve"> with no base written means base 10. Ask: 10 to what power gives 1000? </w:t>
+      </w:r>
+      <w:r>
+        <w:rPr>
+          <w:i/>
+          <w:iCs/>
+        </w:rPr>
+        <w:t xml:space="preserve">10</w:t>
+      </w:r>
+      <w:r>
+        <w:rPr>
+          <w:i/>
+          <w:iCs/>
+          <w:vertAlign w:val="superscript"/>
+        </w:rPr>
+        <w:t xml:space="preserve">3</w:t>
+      </w:r>
+      <w:r>
+        <w:rPr>
+          <w:i/>
+          <w:iCs/>
+        </w:rPr>
+        <w:t xml:space="preserve">=1000</w:t>
+      </w:r>
+      <w:r>
+        <w:t xml:space="preserve">, so the answer is 3. The natural log, </w:t>
+      </w:r>
+      <w:r>
+        <w:t xml:space="preserve">ln</w:t>
+      </w:r>
+      <w:r>
+        <w:t xml:space="preserve">, is the one with base </w:t>
+      </w:r>
+      <w:r>
+        <w:rPr>
+          <w:i/>
+          <w:iCs/>
+        </w:rPr>
+        <w:t xml:space="preserve">e</w:t>
+      </w:r>
+      <w:r>
+        <w:t xml:space="preserve">. </w:t>
+      </w:r>
+      <w:r>
+        <w:rPr>
+          <w:b/>
+          <w:bCs/>
+        </w:rPr>
+        <w:t xml:space="preserve">There is no mistake.</w:t>
       </w:r>
     </w:p>
     <w:sectPr>

--- a/support-materials/EL3/EL3_worked_examples.docx
+++ b/support-materials/EL3/EL3_worked_examples.docx
@@ -2713,6 +2713,193 @@
     </w:p>
     <w:p>
       <w:pPr>
+        <w:spacing w:after="200" w:before="200"/>
+        <w:jc w:val="center"/>
+      </w:pPr>
+      <w:r>
+        <w:rPr>
+          <w:sz w:val="40"/>
+          <w:szCs w:val="40"/>
+        </w:rPr>
+        <w:t xml:space="preserve">log</w:t>
+      </w:r>
+      <w:r>
+        <w:rPr>
+          <w:i/>
+          <w:iCs/>
+          <w:sz w:val="40"/>
+          <w:szCs w:val="40"/>
+        </w:rPr>
+        <w:t xml:space="preserve"> 1000=3</w:t>
+      </w:r>
+    </w:p>
+    <w:p>
+      <w:pPr>
+        <w:pStyle w:val="Heading3"/>
+        <w:keepNext/>
+      </w:pPr>
+      <w:r>
+        <w:t xml:space="preserve">Question</w:t>
+      </w:r>
+    </w:p>
+    <w:p>
+      <w:pPr>
+        <w:spacing w:after="120" w:before="80" w:line="300"/>
+      </w:pPr>
+      <w:r>
+        <w:t xml:space="preserve">A student says this is true, because no base written means base 10, and 10 cubed is 1000. What is the mistake, if any?</w:t>
+      </w:r>
+    </w:p>
+    <w:p>
+      <w:pPr>
+        <w:spacing w:after="40" w:before="20"/>
+        <w:ind w:left="360"/>
+      </w:pPr>
+      <w:r>
+        <w:rPr>
+          <w:b/>
+          <w:bCs/>
+        </w:rPr>
+        <w:t xml:space="preserve">A.  </w:t>
+      </w:r>
+      <w:r>
+        <w:t xml:space="preserve">With no base written, the base is e, not 10.</w:t>
+      </w:r>
+    </w:p>
+    <w:p>
+      <w:pPr>
+        <w:spacing w:after="40" w:before="20"/>
+        <w:ind w:left="360"/>
+      </w:pPr>
+      <w:r>
+        <w:rPr>
+          <w:b/>
+          <w:bCs/>
+        </w:rPr>
+        <w:t xml:space="preserve">B.  </w:t>
+      </w:r>
+      <w:r>
+        <w:t xml:space="preserve">The answer should be 1000 divided by 10, which is 100.</w:t>
+      </w:r>
+    </w:p>
+    <w:p>
+      <w:pPr>
+        <w:spacing w:after="40" w:before="20"/>
+        <w:ind w:left="360"/>
+      </w:pPr>
+      <w:r>
+        <w:rPr>
+          <w:b/>
+          <w:bCs/>
+        </w:rPr>
+        <w:t xml:space="preserve">C.  </w:t>
+      </w:r>
+      <w:r>
+        <w:t xml:space="preserve">There is no mistake.</w:t>
+      </w:r>
+    </w:p>
+    <w:p>
+      <w:pPr>
+        <w:spacing w:after="40" w:before="20"/>
+        <w:ind w:left="360"/>
+      </w:pPr>
+      <w:r>
+        <w:rPr>
+          <w:b/>
+          <w:bCs/>
+        </w:rPr>
+        <w:t xml:space="preserve">D.  </w:t>
+      </w:r>
+      <w:r>
+        <w:t xml:space="preserve">A log with no base cannot be evaluated at all.</w:t>
+      </w:r>
+    </w:p>
+    <w:p>
+      <w:pPr>
+        <w:pStyle w:val="Heading3"/>
+        <w:keepNext/>
+      </w:pPr>
+      <w:r>
+        <w:t xml:space="preserve">Answer and reasoning</w:t>
+      </w:r>
+    </w:p>
+    <w:p>
+      <w:pPr>
+        <w:spacing w:after="120" w:before="80" w:line="300"/>
+      </w:pPr>
+      <w:r>
+        <w:t xml:space="preserve">log</w:t>
+      </w:r>
+      <w:r>
+        <w:rPr>
+          <w:i/>
+          <w:iCs/>
+        </w:rPr>
+        <w:t xml:space="preserve"> x</w:t>
+      </w:r>
+      <w:r>
+        <w:t xml:space="preserve"> with no base written means base 10. Ask: 10 to what power gives 1000? </w:t>
+      </w:r>
+      <w:r>
+        <w:rPr>
+          <w:i/>
+          <w:iCs/>
+        </w:rPr>
+        <w:t xml:space="preserve">10</w:t>
+      </w:r>
+      <w:r>
+        <w:rPr>
+          <w:i/>
+          <w:iCs/>
+          <w:vertAlign w:val="superscript"/>
+        </w:rPr>
+        <w:t xml:space="preserve">3</w:t>
+      </w:r>
+      <w:r>
+        <w:rPr>
+          <w:i/>
+          <w:iCs/>
+        </w:rPr>
+        <w:t xml:space="preserve">=1000</w:t>
+      </w:r>
+      <w:r>
+        <w:t xml:space="preserve">, so the answer is 3. The other common log, </w:t>
+      </w:r>
+      <w:r>
+        <w:t xml:space="preserve">ln</w:t>
+      </w:r>
+      <w:r>
+        <w:t xml:space="preserve">, has base </w:t>
+      </w:r>
+      <w:r>
+        <w:rPr>
+          <w:i/>
+          <w:iCs/>
+        </w:rPr>
+        <w:t xml:space="preserve">e</w:t>
+      </w:r>
+      <w:r>
+        <w:t xml:space="preserve">. </w:t>
+      </w:r>
+      <w:r>
+        <w:rPr>
+          <w:b/>
+          <w:bCs/>
+        </w:rPr>
+        <w:t xml:space="preserve">There is no mistake.</w:t>
+      </w:r>
+    </w:p>
+    <w:p>
+      <w:pPr>
+        <w:pStyle w:val="Heading2"/>
+        <w:pageBreakBefore/>
+      </w:pPr>
+      <w:r>
+        <w:t xml:space="preserve">Example 12: Slip 2</w:t>
+      </w:r>
+    </w:p>
+    <w:p>
+      <w:pPr>
         <w:spacing w:after="40" w:before="200"/>
         <w:jc w:val="center"/>
       </w:pPr>
@@ -3022,7 +3209,7 @@
         <w:pageBreakBefore/>
       </w:pPr>
       <w:r>
-        <w:t xml:space="preserve">Example 12: Slip 2</w:t>
+        <w:t xml:space="preserve">Example 13: Slip 3</w:t>
       </w:r>
     </w:p>
     <w:p>
@@ -3372,7 +3559,7 @@
         <w:pageBreakBefore/>
       </w:pPr>
       <w:r>
-        <w:t xml:space="preserve">Example 13: Slip 3</w:t>
+        <w:t xml:space="preserve">Example 14: Slip 4</w:t>
       </w:r>
     </w:p>
     <w:p>
@@ -3576,7 +3763,7 @@
         <w:pageBreakBefore/>
       </w:pPr>
       <w:r>
-        <w:t xml:space="preserve">Example 14: Slip 4</w:t>
+        <w:t xml:space="preserve">Example 15: Slip 5</w:t>
       </w:r>
     </w:p>
     <w:p>
@@ -3808,193 +3995,6 @@
           <w:bCs/>
         </w:rPr>
         <w:t xml:space="preserve">.</w:t>
-      </w:r>
-    </w:p>
-    <w:p>
-      <w:pPr>
-        <w:pStyle w:val="Heading2"/>
-        <w:pageBreakBefore/>
-      </w:pPr>
-      <w:r>
-        <w:t xml:space="preserve">Example 15: Slip 5</w:t>
-      </w:r>
-    </w:p>
-    <w:p>
-      <w:pPr>
-        <w:spacing w:after="200" w:before="200"/>
-        <w:jc w:val="center"/>
-      </w:pPr>
-      <w:r>
-        <w:rPr>
-          <w:sz w:val="40"/>
-          <w:szCs w:val="40"/>
-        </w:rPr>
-        <w:t xml:space="preserve">log</w:t>
-      </w:r>
-      <w:r>
-        <w:rPr>
-          <w:i/>
-          <w:iCs/>
-          <w:sz w:val="40"/>
-          <w:szCs w:val="40"/>
-        </w:rPr>
-        <w:t xml:space="preserve"> 1000=3</w:t>
-      </w:r>
-    </w:p>
-    <w:p>
-      <w:pPr>
-        <w:pStyle w:val="Heading3"/>
-        <w:keepNext/>
-      </w:pPr>
-      <w:r>
-        <w:t xml:space="preserve">Question</w:t>
-      </w:r>
-    </w:p>
-    <w:p>
-      <w:pPr>
-        <w:spacing w:after="120" w:before="80" w:line="300"/>
-      </w:pPr>
-      <w:r>
-        <w:t xml:space="preserve">A student says this is true, because no base written means base 10, and 10 cubed is 1000. What is the mistake, if any?</w:t>
-      </w:r>
-    </w:p>
-    <w:p>
-      <w:pPr>
-        <w:spacing w:after="40" w:before="20"/>
-        <w:ind w:left="360"/>
-      </w:pPr>
-      <w:r>
-        <w:rPr>
-          <w:b/>
-          <w:bCs/>
-        </w:rPr>
-        <w:t xml:space="preserve">A.  </w:t>
-      </w:r>
-      <w:r>
-        <w:t xml:space="preserve">With no base written, the base is e, not 10.</w:t>
-      </w:r>
-    </w:p>
-    <w:p>
-      <w:pPr>
-        <w:spacing w:after="40" w:before="20"/>
-        <w:ind w:left="360"/>
-      </w:pPr>
-      <w:r>
-        <w:rPr>
-          <w:b/>
-          <w:bCs/>
-        </w:rPr>
-        <w:t xml:space="preserve">B.  </w:t>
-      </w:r>
-      <w:r>
-        <w:t xml:space="preserve">The answer should be 1000 divided by 10, which is 100.</w:t>
-      </w:r>
-    </w:p>
-    <w:p>
-      <w:pPr>
-        <w:spacing w:after="40" w:before="20"/>
-        <w:ind w:left="360"/>
-      </w:pPr>
-      <w:r>
-        <w:rPr>
-          <w:b/>
-          <w:bCs/>
-        </w:rPr>
-        <w:t xml:space="preserve">C.  </w:t>
-      </w:r>
-      <w:r>
-        <w:t xml:space="preserve">There is no mistake.</w:t>
-      </w:r>
-    </w:p>
-    <w:p>
-      <w:pPr>
-        <w:spacing w:after="40" w:before="20"/>
-        <w:ind w:left="360"/>
-      </w:pPr>
-      <w:r>
-        <w:rPr>
-          <w:b/>
-          <w:bCs/>
-        </w:rPr>
-        <w:t xml:space="preserve">D.  </w:t>
-      </w:r>
-      <w:r>
-        <w:t xml:space="preserve">A log with no base cannot be evaluated at all.</w:t>
-      </w:r>
-    </w:p>
-    <w:p>
-      <w:pPr>
-        <w:pStyle w:val="Heading3"/>
-        <w:keepNext/>
-      </w:pPr>
-      <w:r>
-        <w:t xml:space="preserve">Answer and reasoning</w:t>
-      </w:r>
-    </w:p>
-    <w:p>
-      <w:pPr>
-        <w:spacing w:after="120" w:before="80" w:line="300"/>
-      </w:pPr>
-      <w:r>
-        <w:t xml:space="preserve">log</w:t>
-      </w:r>
-      <w:r>
-        <w:rPr>
-          <w:i/>
-          <w:iCs/>
-        </w:rPr>
-        <w:t xml:space="preserve"> x</w:t>
-      </w:r>
-      <w:r>
-        <w:t xml:space="preserve"> with no base written means base 10. Ask: 10 to what power gives 1000? </w:t>
-      </w:r>
-      <w:r>
-        <w:rPr>
-          <w:i/>
-          <w:iCs/>
-        </w:rPr>
-        <w:t xml:space="preserve">10</w:t>
-      </w:r>
-      <w:r>
-        <w:rPr>
-          <w:i/>
-          <w:iCs/>
-          <w:vertAlign w:val="superscript"/>
-        </w:rPr>
-        <w:t xml:space="preserve">3</w:t>
-      </w:r>
-      <w:r>
-        <w:rPr>
-          <w:i/>
-          <w:iCs/>
-        </w:rPr>
-        <w:t xml:space="preserve">=1000</w:t>
-      </w:r>
-      <w:r>
-        <w:t xml:space="preserve">, so the answer is 3. The natural log, </w:t>
-      </w:r>
-      <w:r>
-        <w:t xml:space="preserve">ln</w:t>
-      </w:r>
-      <w:r>
-        <w:t xml:space="preserve">, is the one with base </w:t>
-      </w:r>
-      <w:r>
-        <w:rPr>
-          <w:i/>
-          <w:iCs/>
-        </w:rPr>
-        <w:t xml:space="preserve">e</w:t>
-      </w:r>
-      <w:r>
-        <w:t xml:space="preserve">. </w:t>
-      </w:r>
-      <w:r>
-        <w:rPr>
-          <w:b/>
-          <w:bCs/>
-        </w:rPr>
-        <w:t xml:space="preserve">There is no mistake.</w:t>
       </w:r>
     </w:p>
     <w:sectPr>
